--- a/docs/product/AI_Adaptive_Bowling_Machine_Program_Plan.docx
+++ b/docs/product/AI_Adaptive_Bowling_Machine_Program_Plan.docx
@@ -1410,19 +1410,14 @@
             <w:vAlign w:val="center"/>
           </w:tcPr>
           <w:p>
-            <w:pPr>
-              <w:jc w:val="left"/>
-            </w:pPr>
-            <w:r>
-              <w:rPr>
-                <w:rFonts w:ascii="Calibri" w:cs="Calibri" w:eastAsia="Calibri" w:hAnsi="Calibri"/>
-                <w:b w:val="false"/>
-                <w:bCs w:val="false"/>
-                <w:color w:val="222222"/>
-                <w:sz w:val="20"/>
-                <w:szCs w:val="20"/>
-              </w:rPr>
-              <w:t xml:space="preserve">This program</w:t>
+            <w:r/>
+            <w:r>
+              <w:rPr>
+                <w:rFonts w:ascii="Calibri" w:hAnsi="Calibri"/>
+                <w:b w:val="0"/>
+                <w:sz w:val="20"/>
+              </w:rPr>
+              <w:t>BOLA TrueMan3</w:t>
             </w:r>
           </w:p>
         </w:tc>
@@ -1438,19 +1433,14 @@
             <w:vAlign w:val="center"/>
           </w:tcPr>
           <w:p>
-            <w:pPr>
-              <w:jc w:val="left"/>
-            </w:pPr>
-            <w:r>
-              <w:rPr>
-                <w:rFonts w:ascii="Calibri" w:cs="Calibri" w:eastAsia="Calibri" w:hAnsi="Calibri"/>
-                <w:b w:val="false"/>
-                <w:bCs w:val="false"/>
-                <w:color w:val="222222"/>
-                <w:sz w:val="20"/>
-                <w:szCs w:val="20"/>
-              </w:rPr>
-              <w:t xml:space="preserve">Closes the loop: reads batter performance per style in real time and switches deliveries the moment a pattern is mastered.</w:t>
+            <w:r/>
+            <w:r>
+              <w:rPr>
+                <w:rFonts w:ascii="Calibri" w:hAnsi="Calibri"/>
+                <w:b w:val="0"/>
+                <w:sz w:val="20"/>
+              </w:rPr>
+              <w:t>LED screen plays a real bowler's run-up/action synced to release, so batters read a real release point; app-programmable line/length/speed/swing; balls/overs/spells savable and shufflable. Deployed by Pakistan's PCB at its National Cricket Academy, July 2026.</w:t>
             </w:r>
           </w:p>
         </w:tc>
@@ -1466,19 +1456,227 @@
             <w:vAlign w:val="center"/>
           </w:tcPr>
           <w:p>
-            <w:pPr>
-              <w:jc w:val="left"/>
-            </w:pPr>
-            <w:r>
-              <w:rPr>
-                <w:rFonts w:ascii="Calibri" w:cs="Calibri" w:eastAsia="Calibri" w:hAnsi="Calibri"/>
-                <w:b w:val="false"/>
-                <w:bCs w:val="false"/>
-                <w:color w:val="222222"/>
-                <w:sz w:val="20"/>
-                <w:szCs w:val="20"/>
-              </w:rPr>
-              <w:t xml:space="preserve">To be proven — mechanical switching speed, CV accuracy in real nets, and cost are the open engineering questions.</w:t>
+            <w:r/>
+            <w:r>
+              <w:rPr>
+                <w:rFonts w:ascii="Calibri" w:hAnsi="Calibri"/>
+                <w:b w:val="0"/>
+                <w:sz w:val="20"/>
+              </w:rPr>
+              <w:t>Shuffling saved deliveries is still schedule/coach-driven, not tied to the batter's actual success rate on any given ball — same structural gap as BOLA Professional, with better presentation.</w:t>
+            </w:r>
+          </w:p>
+        </w:tc>
+      </w:tr>
+      <w:tr>
+        <w:tc>
+          <w:tcPr>
+            <w:tcW w:type="dxa" w:w="2600"/>
+            <w:tcMar>
+              <w:top w:type="dxa" w:w="100"/>
+              <w:left w:type="dxa" w:w="120"/>
+              <w:bottom w:type="dxa" w:w="100"/>
+              <w:right w:type="dxa" w:w="120"/>
+            </w:tcMar>
+            <w:vAlign w:val="center"/>
+          </w:tcPr>
+          <w:p>
+            <w:r/>
+            <w:r>
+              <w:rPr>
+                <w:rFonts w:ascii="Calibri" w:hAnsi="Calibri"/>
+                <w:b w:val="0"/>
+                <w:sz w:val="20"/>
+              </w:rPr>
+              <w:t>Fulltrack AI (analytics, not a machine)</w:t>
+            </w:r>
+          </w:p>
+        </w:tc>
+        <w:tc>
+          <w:tcPr>
+            <w:tcW w:type="dxa" w:w="3600"/>
+            <w:tcMar>
+              <w:top w:type="dxa" w:w="100"/>
+              <w:left w:type="dxa" w:w="120"/>
+              <w:bottom w:type="dxa" w:w="100"/>
+              <w:right w:type="dxa" w:w="120"/>
+            </w:tcMar>
+            <w:vAlign w:val="center"/>
+          </w:tcPr>
+          <w:p>
+            <w:r/>
+            <w:r>
+              <w:rPr>
+                <w:rFonts w:ascii="Calibri" w:hAnsi="Calibri"/>
+                <w:b w:val="0"/>
+                <w:sz w:val="20"/>
+              </w:rPr>
+              <w:t>Peer-reviewed, single-smartphone ball tracking (speed, spin, pitchmap), validated against 3D motion capture and a radar gun; calibrates off the stumps as fixed reference points.</w:t>
+            </w:r>
+          </w:p>
+        </w:tc>
+        <w:tc>
+          <w:tcPr>
+            <w:tcW w:type="dxa" w:w="3800"/>
+            <w:tcMar>
+              <w:top w:type="dxa" w:w="100"/>
+              <w:left w:type="dxa" w:w="120"/>
+              <w:bottom w:type="dxa" w:w="100"/>
+              <w:right w:type="dxa" w:w="120"/>
+            </w:tcMar>
+            <w:vAlign w:val="center"/>
+          </w:tcPr>
+          <w:p>
+            <w:r/>
+            <w:r>
+              <w:rPr>
+                <w:rFonts w:ascii="Calibri" w:hAnsi="Calibri"/>
+                <w:b w:val="0"/>
+                <w:sz w:val="20"/>
+              </w:rPr>
+              <w:t>Pure analytics — doesn't drive a machine. A human still has to notice the pattern and act on it. Also: measurable error vs. radar/mocap, so "solved" ball tracking still has real limits.</w:t>
+            </w:r>
+          </w:p>
+        </w:tc>
+      </w:tr>
+      <w:tr>
+        <w:tc>
+          <w:tcPr>
+            <w:tcW w:type="dxa" w:w="2600"/>
+            <w:tcMar>
+              <w:top w:type="dxa" w:w="100"/>
+              <w:left w:type="dxa" w:w="120"/>
+              <w:bottom w:type="dxa" w:w="100"/>
+              <w:right w:type="dxa" w:w="120"/>
+            </w:tcMar>
+            <w:vAlign w:val="center"/>
+          </w:tcPr>
+          <w:p>
+            <w:r/>
+            <w:r>
+              <w:rPr>
+                <w:rFonts w:ascii="Calibri" w:hAnsi="Calibri"/>
+                <w:b w:val="0"/>
+                <w:sz w:val="20"/>
+              </w:rPr>
+              <w:t>Tennis precedent (Pongbot PACE S Pro, “The Partner”)</w:t>
+            </w:r>
+          </w:p>
+        </w:tc>
+        <w:tc>
+          <w:tcPr>
+            <w:tcW w:type="dxa" w:w="3600"/>
+            <w:tcMar>
+              <w:top w:type="dxa" w:w="100"/>
+              <w:left w:type="dxa" w:w="120"/>
+              <w:bottom w:type="dxa" w:w="100"/>
+              <w:right w:type="dxa" w:w="120"/>
+            </w:tcMar>
+            <w:vAlign w:val="center"/>
+          </w:tcPr>
+          <w:p>
+            <w:r/>
+            <w:r>
+              <w:rPr>
+                <w:rFonts w:ascii="Calibri" w:hAnsi="Calibri"/>
+                <w:b w:val="0"/>
+                <w:sz w:val="20"/>
+              </w:rPr>
+              <w:t>Already closes this exact loop, commercially, today: reads court position/success rate in real time and adapts feed timing and difficulty. Proves the mechanism works and sells — just not in cricket. Multiple patents exist on the general mechanism (US20230123704A1, US8419560) — flag for a patent attorney, not treated as legal clearance here.</w:t>
+            </w:r>
+          </w:p>
+        </w:tc>
+        <w:tc>
+          <w:tcPr>
+            <w:tcW w:type="dxa" w:w="3800"/>
+            <w:tcMar>
+              <w:top w:type="dxa" w:w="100"/>
+              <w:left w:type="dxa" w:w="120"/>
+              <w:bottom w:type="dxa" w:w="100"/>
+              <w:right w:type="dxa" w:w="120"/>
+            </w:tcMar>
+            <w:vAlign w:val="center"/>
+          </w:tcPr>
+          <w:p>
+            <w:r/>
+            <w:r>
+              <w:rPr>
+                <w:rFonts w:ascii="Calibri" w:hAnsi="Calibri"/>
+                <w:b w:val="0"/>
+                <w:sz w:val="20"/>
+              </w:rPr>
+              <w:t>N/A — included to show this is a proven mechanism elsewhere, not an unproven concept.</w:t>
+            </w:r>
+          </w:p>
+        </w:tc>
+      </w:tr>
+      <w:tr>
+        <w:tc>
+          <w:tcPr>
+            <w:tcW w:type="dxa" w:w="2600"/>
+            <w:tcMar>
+              <w:top w:type="dxa" w:w="100"/>
+              <w:left w:type="dxa" w:w="120"/>
+              <w:bottom w:type="dxa" w:w="100"/>
+              <w:right w:type="dxa" w:w="120"/>
+            </w:tcMar>
+            <w:vAlign w:val="center"/>
+          </w:tcPr>
+          <w:p>
+            <w:r/>
+            <w:r>
+              <w:rPr>
+                <w:rFonts w:ascii="Calibri" w:hAnsi="Calibri"/>
+                <w:b w:val="0"/>
+                <w:sz w:val="20"/>
+              </w:rPr>
+              <w:t>This program</w:t>
+            </w:r>
+          </w:p>
+        </w:tc>
+        <w:tc>
+          <w:tcPr>
+            <w:tcW w:type="dxa" w:w="3600"/>
+            <w:tcMar>
+              <w:top w:type="dxa" w:w="100"/>
+              <w:left w:type="dxa" w:w="120"/>
+              <w:bottom w:type="dxa" w:w="100"/>
+              <w:right w:type="dxa" w:w="120"/>
+            </w:tcMar>
+            <w:vAlign w:val="center"/>
+          </w:tcPr>
+          <w:p>
+            <w:r/>
+            <w:r>
+              <w:rPr>
+                <w:rFonts w:ascii="Calibri" w:hAnsi="Calibri"/>
+                <w:b w:val="0"/>
+                <w:sz w:val="20"/>
+              </w:rPr>
+              <w:t>Closes the loop for cricket specifically — the mechanism tennis already proved, applied here first. Three concrete angles beyond the loop itself: (1) retrofit-first — a brain for machines academies already own, not a new capital purchase; (2) nets-first framing (physically measurable outcomes) rather than match-realism theatre; (3) physics-generated continuous variation instead of a small preset dial.</w:t>
+            </w:r>
+          </w:p>
+        </w:tc>
+        <w:tc>
+          <w:tcPr>
+            <w:tcW w:type="dxa" w:w="3800"/>
+            <w:tcMar>
+              <w:top w:type="dxa" w:w="100"/>
+              <w:left w:type="dxa" w:w="120"/>
+              <w:bottom w:type="dxa" w:w="100"/>
+              <w:right w:type="dxa" w:w="120"/>
+            </w:tcMar>
+            <w:vAlign w:val="center"/>
+          </w:tcPr>
+          <w:p>
+            <w:r/>
+            <w:r>
+              <w:rPr>
+                <w:rFonts w:ascii="Calibri" w:hAnsi="Calibri"/>
+                <w:b w:val="0"/>
+                <w:sz w:val="20"/>
+              </w:rPr>
+              <w:t>To be proven — mechanical switching speed, CV/ball-tracking accuracy in real nets (Fulltrack AI's own published error margins show this is hard even for a dedicated product), and cost are the open engineering questions.</w:t>
             </w:r>
           </w:p>
         </w:tc>
@@ -1497,7 +1695,7 @@
           <w:sz w:val="18"/>
           <w:szCs w:val="18"/>
         </w:rPr>
-        <w:t xml:space="preserve">Sources: BOLA product documentation (bola.co.uk); ProBatter PX3 product page (probatter.com).</w:t>
+        <w:t>Sources: BOLA product documentation and 2026 price list (bola.co.uk); ProBatter PX3 product page (probatter.com); PCB TrueMan3 deployment coverage, July 2026 (propakistani.pk); Fulltrack AI validation studies (tandfonline.com, sagepub.com); Pongbot PACE S Pro coverage (the-gadgeteer.com); US patents US20230123704A1 and US8419560 (patents.google.com, uspto.gov). Full notes: docs/research/competitive-landscape.md.</w:t>
       </w:r>
     </w:p>
     <w:p>
